--- a/admin.docx
+++ b/admin.docx
@@ -42,232 +42,173 @@
           <w:lang w:val="es-AR"/>
         </w:rPr>
       </w:pPr>
-      <w:r>
-        <w:rPr>
-          <w:lang w:val="es-AR"/>
-        </w:rPr>
-        <w:t xml:space="preserve">Agregar </w:t>
-      </w:r>
-      <w:r>
-        <w:rPr>
-          <w:lang w:val="es-AR"/>
-        </w:rPr>
-        <w:t>1111</w:t>
-      </w:r>
-      <w:r>
-        <w:rPr>
-          <w:lang w:val="es-AR"/>
-        </w:rPr>
-        <w:t xml:space="preserve"> </w:t>
-      </w:r>
-    </w:p>
-    <w:p>
-      <w:pPr>
-        <w:rPr>
-          <w:lang w:val="es-AR"/>
-        </w:rPr>
-      </w:pPr>
-      <w:r>
-        <w:rPr>
-          <w:lang w:val="es-AR"/>
-        </w:rPr>
-        <w:t>Lista del personal</w:t>
-      </w:r>
-      <w:r>
-        <w:rPr>
-          <w:lang w:val="es-AR"/>
-        </w:rPr>
-        <w:t>11111</w:t>
-      </w:r>
-    </w:p>
-    <w:p>
-      <w:pPr>
-        <w:rPr>
-          <w:lang w:val="es-AR"/>
-        </w:rPr>
-      </w:pPr>
-      <w:r>
-        <w:rPr>
-          <w:lang w:val="es-AR"/>
-        </w:rPr>
-        <w:t xml:space="preserve">Lista de pacientes </w:t>
-      </w:r>
-      <w:r>
-        <w:rPr>
-          <w:lang w:val="es-AR"/>
-        </w:rPr>
-        <w:t>11111</w:t>
-      </w:r>
-    </w:p>
-    <w:p>
-      <w:pPr>
-        <w:rPr>
-          <w:lang w:val="es-AR"/>
-        </w:rPr>
-      </w:pPr>
-      <w:r>
-        <w:rPr>
-          <w:lang w:val="es-AR"/>
-        </w:rPr>
-        <w:t xml:space="preserve">Roles </w:t>
-      </w:r>
-      <w:r>
-        <w:rPr>
-          <w:lang w:val="es-AR"/>
-        </w:rPr>
-        <w:t>11111</w:t>
-      </w:r>
-    </w:p>
-    <w:p>
-      <w:pPr>
-        <w:rPr>
-          <w:lang w:val="es-AR"/>
-        </w:rPr>
-      </w:pPr>
-      <w:r>
-        <w:rPr>
-          <w:lang w:val="es-AR"/>
-        </w:rPr>
-        <w:t xml:space="preserve">Añadir roles </w:t>
-      </w:r>
-      <w:r>
-        <w:rPr>
-          <w:lang w:val="es-AR"/>
-        </w:rPr>
-        <w:t>111111</w:t>
-      </w:r>
-    </w:p>
-    <w:p>
-      <w:pPr>
-        <w:rPr>
-          <w:lang w:val="es-AR"/>
-        </w:rPr>
-      </w:pPr>
-      <w:r>
-        <w:rPr>
-          <w:lang w:val="es-AR"/>
-        </w:rPr>
-        <w:t>doctor</w:t>
-      </w:r>
-    </w:p>
-    <w:p>
-      <w:pPr>
-        <w:rPr>
-          <w:lang w:val="es-AR"/>
-        </w:rPr>
-      </w:pPr>
-      <w:r>
-        <w:rPr>
-          <w:lang w:val="es-AR"/>
-        </w:rPr>
-        <w:t>Mis paciente</w:t>
-      </w:r>
-      <w:r>
-        <w:rPr>
-          <w:lang w:val="es-AR"/>
-        </w:rPr>
-        <w:t>1111111111</w:t>
-      </w:r>
-    </w:p>
-    <w:p>
-      <w:pPr>
-        <w:rPr>
-          <w:lang w:val="es-AR"/>
-        </w:rPr>
-      </w:pPr>
-      <w:r>
-        <w:rPr>
-          <w:lang w:val="es-AR"/>
-        </w:rPr>
-        <w:t>A</w:t>
-      </w:r>
-      <w:r>
-        <w:rPr>
-          <w:lang w:val="es-AR"/>
-        </w:rPr>
-        <w:t>jendas</w:t>
-      </w:r>
-      <w:r>
-        <w:rPr>
-          <w:lang w:val="es-AR"/>
-        </w:rPr>
-        <w:t>111</w:t>
-      </w:r>
-    </w:p>
-    <w:p>
-      <w:pPr>
-        <w:rPr>
-          <w:lang w:val="es-AR"/>
-        </w:rPr>
-      </w:pPr>
-      <w:r>
-        <w:rPr>
-          <w:lang w:val="es-AR"/>
-        </w:rPr>
-        <w:t xml:space="preserve">Citas de hoy </w:t>
-      </w:r>
-      <w:r>
-        <w:rPr>
-          <w:lang w:val="es-AR"/>
-        </w:rPr>
-        <w:t>1111</w:t>
-      </w:r>
-    </w:p>
-    <w:p>
-      <w:pPr>
-        <w:rPr>
-          <w:lang w:val="es-AR"/>
-        </w:rPr>
-      </w:pPr>
-      <w:proofErr w:type="spellStart"/>
-      <w:r>
-        <w:rPr>
-          <w:lang w:val="es-AR"/>
-        </w:rPr>
-        <w:t>Resetas</w:t>
-      </w:r>
-      <w:proofErr w:type="spellEnd"/>
-      <w:r>
-        <w:rPr>
-          <w:lang w:val="es-AR"/>
-        </w:rPr>
-        <w:t xml:space="preserve"> pendiente</w:t>
-      </w:r>
-      <w:r>
-        <w:rPr>
-          <w:lang w:val="es-AR"/>
-        </w:rPr>
-        <w:t>1111</w:t>
-      </w:r>
-    </w:p>
-    <w:p>
-      <w:pPr>
-        <w:rPr>
-          <w:lang w:val="es-AR"/>
-        </w:rPr>
-      </w:pPr>
-      <w:proofErr w:type="spellStart"/>
-      <w:r>
-        <w:rPr>
-          <w:lang w:val="es-AR"/>
-        </w:rPr>
-        <w:t>Hitoriales</w:t>
-      </w:r>
-      <w:proofErr w:type="spellEnd"/>
-      <w:r>
-        <w:rPr>
-          <w:lang w:val="es-AR"/>
-        </w:rPr>
-        <w:t xml:space="preserve"> </w:t>
-      </w:r>
-      <w:r>
-        <w:rPr>
-          <w:lang w:val="es-AR"/>
-        </w:rPr>
-        <w:t>1111</w:t>
-      </w:r>
       <w:bookmarkStart w:id="0" w:name="_GoBack"/>
       <w:bookmarkEnd w:id="0"/>
+      <w:r>
+        <w:rPr>
+          <w:lang w:val="es-AR"/>
+        </w:rPr>
+        <w:t>Lista del personal</w:t>
+      </w:r>
+      <w:r>
+        <w:rPr>
+          <w:lang w:val="es-AR"/>
+        </w:rPr>
+        <w:t>11111</w:t>
+      </w:r>
+    </w:p>
+    <w:p>
+      <w:pPr>
+        <w:rPr>
+          <w:lang w:val="es-AR"/>
+        </w:rPr>
+      </w:pPr>
+      <w:r>
+        <w:rPr>
+          <w:lang w:val="es-AR"/>
+        </w:rPr>
+        <w:t xml:space="preserve">Lista de pacientes </w:t>
+      </w:r>
+      <w:r>
+        <w:rPr>
+          <w:lang w:val="es-AR"/>
+        </w:rPr>
+        <w:t>11111</w:t>
+      </w:r>
+    </w:p>
+    <w:p>
+      <w:pPr>
+        <w:rPr>
+          <w:lang w:val="es-AR"/>
+        </w:rPr>
+      </w:pPr>
+      <w:r>
+        <w:rPr>
+          <w:lang w:val="es-AR"/>
+        </w:rPr>
+        <w:t xml:space="preserve">Roles </w:t>
+      </w:r>
+      <w:r>
+        <w:rPr>
+          <w:lang w:val="es-AR"/>
+        </w:rPr>
+        <w:t>11111</w:t>
+      </w:r>
+    </w:p>
+    <w:p>
+      <w:pPr>
+        <w:rPr>
+          <w:lang w:val="es-AR"/>
+        </w:rPr>
+      </w:pPr>
+      <w:r>
+        <w:rPr>
+          <w:lang w:val="es-AR"/>
+        </w:rPr>
+        <w:t xml:space="preserve">Añadir roles </w:t>
+      </w:r>
+      <w:r>
+        <w:rPr>
+          <w:lang w:val="es-AR"/>
+        </w:rPr>
+        <w:t>111111</w:t>
+      </w:r>
+    </w:p>
+    <w:p>
+      <w:pPr>
+        <w:rPr>
+          <w:lang w:val="es-AR"/>
+        </w:rPr>
+      </w:pPr>
+    </w:p>
+    <w:p>
+      <w:pPr>
+        <w:rPr>
+          <w:lang w:val="es-AR"/>
+        </w:rPr>
+      </w:pPr>
+      <w:r>
+        <w:rPr>
+          <w:lang w:val="es-AR"/>
+        </w:rPr>
+        <w:t>doctor</w:t>
+      </w:r>
+    </w:p>
+    <w:p>
+      <w:pPr>
+        <w:rPr>
+          <w:lang w:val="es-AR"/>
+        </w:rPr>
+      </w:pPr>
+      <w:r>
+        <w:rPr>
+          <w:lang w:val="es-AR"/>
+        </w:rPr>
+        <w:t>Mis paciente</w:t>
+      </w:r>
+      <w:r>
+        <w:rPr>
+          <w:lang w:val="es-AR"/>
+        </w:rPr>
+        <w:t>1111111111</w:t>
+      </w:r>
+      <w:r>
+        <w:rPr>
+          <w:lang w:val="es-AR"/>
+        </w:rPr>
+        <w:t xml:space="preserve"> mis pacientes que están confirmando </w:t>
+      </w:r>
+    </w:p>
+    <w:p>
+      <w:pPr>
+        <w:rPr>
+          <w:lang w:val="es-AR"/>
+        </w:rPr>
+      </w:pPr>
+      <w:r>
+        <w:rPr>
+          <w:lang w:val="es-AR"/>
+        </w:rPr>
+        <w:t>A</w:t>
+      </w:r>
+      <w:r>
+        <w:rPr>
+          <w:lang w:val="es-AR"/>
+        </w:rPr>
+        <w:t>jendas</w:t>
+      </w:r>
+      <w:r>
+        <w:rPr>
+          <w:lang w:val="es-AR"/>
+        </w:rPr>
+        <w:t>111</w:t>
+      </w:r>
+      <w:r>
+        <w:rPr>
+          <w:lang w:val="es-AR"/>
+        </w:rPr>
+        <w:t xml:space="preserve"> recordatorio de cuando voy a dar turnos </w:t>
+      </w:r>
+    </w:p>
+    <w:p>
+      <w:pPr>
+        <w:rPr>
+          <w:lang w:val="es-AR"/>
+        </w:rPr>
+      </w:pPr>
+      <w:r>
+        <w:rPr>
+          <w:lang w:val="es-AR"/>
+        </w:rPr>
+        <w:t xml:space="preserve">Atención </w:t>
+      </w:r>
+    </w:p>
+    <w:p>
+      <w:pPr>
+        <w:rPr>
+          <w:lang w:val="es-AR"/>
+        </w:rPr>
+      </w:pPr>
     </w:p>
     <w:p>
       <w:pPr>
@@ -330,14 +271,15 @@
         <w:rPr>
           <w:lang w:val="es-AR"/>
         </w:rPr>
-        <w:t>Visitas</w:t>
-      </w:r>
-      <w:r>
-        <w:rPr>
-          <w:lang w:val="es-AR"/>
-        </w:rPr>
-        <w:t>11111</w:t>
-      </w:r>
+        <w:t>ATENCIONES</w:t>
+      </w:r>
+    </w:p>
+    <w:p>
+      <w:pPr>
+        <w:rPr>
+          <w:lang w:val="es-AR"/>
+        </w:rPr>
+      </w:pPr>
     </w:p>
     <w:p>
       <w:pPr>

--- a/admin.docx
+++ b/admin.docx
@@ -42,244 +42,297 @@
           <w:lang w:val="es-AR"/>
         </w:rPr>
       </w:pPr>
+      <w:r>
+        <w:rPr>
+          <w:lang w:val="es-AR"/>
+        </w:rPr>
+        <w:t>Lista del personal</w:t>
+      </w:r>
+      <w:r>
+        <w:rPr>
+          <w:lang w:val="es-AR"/>
+        </w:rPr>
+        <w:t>11111</w:t>
+      </w:r>
+    </w:p>
+    <w:p>
+      <w:pPr>
+        <w:rPr>
+          <w:lang w:val="es-AR"/>
+        </w:rPr>
+      </w:pPr>
+      <w:r>
+        <w:rPr>
+          <w:lang w:val="es-AR"/>
+        </w:rPr>
+        <w:t xml:space="preserve">Lista de pacientes </w:t>
+      </w:r>
+      <w:r>
+        <w:rPr>
+          <w:lang w:val="es-AR"/>
+        </w:rPr>
+        <w:t>11111</w:t>
+      </w:r>
+    </w:p>
+    <w:p>
+      <w:pPr>
+        <w:rPr>
+          <w:lang w:val="es-AR"/>
+        </w:rPr>
+      </w:pPr>
+      <w:r>
+        <w:rPr>
+          <w:lang w:val="es-AR"/>
+        </w:rPr>
+        <w:t xml:space="preserve">Roles </w:t>
+      </w:r>
+      <w:r>
+        <w:rPr>
+          <w:lang w:val="es-AR"/>
+        </w:rPr>
+        <w:t>11111</w:t>
+      </w:r>
+    </w:p>
+    <w:p>
+      <w:pPr>
+        <w:rPr>
+          <w:lang w:val="es-AR"/>
+        </w:rPr>
+      </w:pPr>
+      <w:r>
+        <w:rPr>
+          <w:lang w:val="es-AR"/>
+        </w:rPr>
+        <w:t xml:space="preserve">Añadir roles </w:t>
+      </w:r>
+      <w:r>
+        <w:rPr>
+          <w:lang w:val="es-AR"/>
+        </w:rPr>
+        <w:t>111111</w:t>
+      </w:r>
+    </w:p>
+    <w:p>
+      <w:pPr>
+        <w:rPr>
+          <w:lang w:val="es-AR"/>
+        </w:rPr>
+      </w:pPr>
+    </w:p>
+    <w:p>
+      <w:pPr>
+        <w:rPr>
+          <w:lang w:val="es-AR"/>
+        </w:rPr>
+      </w:pPr>
+      <w:r>
+        <w:rPr>
+          <w:lang w:val="es-AR"/>
+        </w:rPr>
+        <w:t>doctor</w:t>
+      </w:r>
+    </w:p>
+    <w:p>
+      <w:pPr>
+        <w:rPr>
+          <w:lang w:val="es-AR"/>
+        </w:rPr>
+      </w:pPr>
+      <w:r>
+        <w:rPr>
+          <w:lang w:val="es-AR"/>
+        </w:rPr>
+        <w:t>Mis paciente</w:t>
+      </w:r>
+      <w:r>
+        <w:rPr>
+          <w:lang w:val="es-AR"/>
+        </w:rPr>
+        <w:t>1111111111</w:t>
+      </w:r>
+      <w:r>
+        <w:rPr>
+          <w:lang w:val="es-AR"/>
+        </w:rPr>
+        <w:t xml:space="preserve"> mis pacientes que están confirmando </w:t>
+      </w:r>
+    </w:p>
+    <w:p>
+      <w:pPr>
+        <w:rPr>
+          <w:lang w:val="es-AR"/>
+        </w:rPr>
+      </w:pPr>
+      <w:r>
+        <w:rPr>
+          <w:lang w:val="es-AR"/>
+        </w:rPr>
+        <w:t>A</w:t>
+      </w:r>
+      <w:r>
+        <w:rPr>
+          <w:lang w:val="es-AR"/>
+        </w:rPr>
+        <w:t>jendas</w:t>
+      </w:r>
+      <w:r>
+        <w:rPr>
+          <w:lang w:val="es-AR"/>
+        </w:rPr>
+        <w:t>111</w:t>
+      </w:r>
+      <w:r>
+        <w:rPr>
+          <w:lang w:val="es-AR"/>
+        </w:rPr>
+        <w:t xml:space="preserve"> recordatorio de cuando voy a dar turnos </w:t>
+      </w:r>
+    </w:p>
+    <w:p>
+      <w:pPr>
+        <w:rPr>
+          <w:lang w:val="es-AR"/>
+        </w:rPr>
+      </w:pPr>
+      <w:r>
+        <w:rPr>
+          <w:lang w:val="es-AR"/>
+        </w:rPr>
+        <w:t xml:space="preserve">Atención </w:t>
+      </w:r>
+    </w:p>
+    <w:p>
+      <w:pPr>
+        <w:rPr>
+          <w:lang w:val="es-AR"/>
+        </w:rPr>
+      </w:pPr>
+    </w:p>
+    <w:p>
+      <w:pPr>
+        <w:rPr>
+          <w:lang w:val="es-AR"/>
+        </w:rPr>
+      </w:pPr>
+      <w:r>
+        <w:rPr>
+          <w:lang w:val="es-AR"/>
+        </w:rPr>
+        <w:t>paciente</w:t>
+      </w:r>
+    </w:p>
+    <w:p>
+      <w:pPr>
+        <w:rPr>
+          <w:lang w:val="es-AR"/>
+        </w:rPr>
+      </w:pPr>
+      <w:r>
+        <w:rPr>
+          <w:lang w:val="es-AR"/>
+        </w:rPr>
+        <w:t xml:space="preserve">Turnos </w:t>
+      </w:r>
+      <w:r>
+        <w:rPr>
+          <w:lang w:val="es-AR"/>
+        </w:rPr>
+        <w:t>11111</w:t>
+      </w:r>
+    </w:p>
+    <w:p>
+      <w:pPr>
+        <w:rPr>
+          <w:lang w:val="es-AR"/>
+        </w:rPr>
+      </w:pPr>
+      <w:r>
+        <w:rPr>
+          <w:lang w:val="es-AR"/>
+        </w:rPr>
+        <w:t>Turnos disponibles</w:t>
+      </w:r>
+      <w:r>
+        <w:rPr>
+          <w:lang w:val="es-AR"/>
+        </w:rPr>
+        <w:t>11111</w:t>
+      </w:r>
+    </w:p>
+    <w:p>
+      <w:pPr>
+        <w:rPr>
+          <w:lang w:val="es-AR"/>
+        </w:rPr>
+      </w:pPr>
+      <w:r>
+        <w:rPr>
+          <w:lang w:val="es-AR"/>
+        </w:rPr>
+        <w:t>ATENCIONES</w:t>
+      </w:r>
+    </w:p>
+    <w:p>
+      <w:pPr>
+        <w:rPr>
+          <w:lang w:val="es-AR"/>
+        </w:rPr>
+      </w:pPr>
+      <w:r>
+        <w:rPr>
+          <w:lang w:val="es-AR"/>
+        </w:rPr>
+        <w:t xml:space="preserve">Cada rol tiene Axeso </w:t>
+      </w:r>
+      <w:proofErr w:type="spellStart"/>
+      <w:r>
+        <w:rPr>
+          <w:lang w:val="es-AR"/>
+        </w:rPr>
+        <w:t>ala</w:t>
+      </w:r>
+      <w:proofErr w:type="spellEnd"/>
+      <w:r>
+        <w:rPr>
+          <w:lang w:val="es-AR"/>
+        </w:rPr>
+        <w:t xml:space="preserve"> información que necesita </w:t>
+      </w:r>
+    </w:p>
+    <w:p>
+      <w:pPr>
+        <w:rPr>
+          <w:lang w:val="es-AR"/>
+        </w:rPr>
+      </w:pPr>
+      <w:r>
+        <w:rPr>
+          <w:lang w:val="es-AR"/>
+        </w:rPr>
+        <w:t xml:space="preserve">Odontología </w:t>
+      </w:r>
+    </w:p>
+    <w:p>
+      <w:pPr>
+        <w:rPr>
+          <w:lang w:val="es-AR"/>
+        </w:rPr>
+      </w:pPr>
+      <w:r>
+        <w:rPr>
+          <w:lang w:val="es-AR"/>
+        </w:rPr>
+        <w:t xml:space="preserve">Pediatría </w:t>
+      </w:r>
+    </w:p>
+    <w:p>
+      <w:pPr>
+        <w:rPr>
+          <w:lang w:val="es-AR"/>
+        </w:rPr>
+      </w:pPr>
       <w:bookmarkStart w:id="0" w:name="_GoBack"/>
       <w:bookmarkEnd w:id="0"/>
-      <w:r>
-        <w:rPr>
-          <w:lang w:val="es-AR"/>
-        </w:rPr>
-        <w:t>Lista del personal</w:t>
-      </w:r>
-      <w:r>
-        <w:rPr>
-          <w:lang w:val="es-AR"/>
-        </w:rPr>
-        <w:t>11111</w:t>
-      </w:r>
-    </w:p>
-    <w:p>
-      <w:pPr>
-        <w:rPr>
-          <w:lang w:val="es-AR"/>
-        </w:rPr>
-      </w:pPr>
-      <w:r>
-        <w:rPr>
-          <w:lang w:val="es-AR"/>
-        </w:rPr>
-        <w:t xml:space="preserve">Lista de pacientes </w:t>
-      </w:r>
-      <w:r>
-        <w:rPr>
-          <w:lang w:val="es-AR"/>
-        </w:rPr>
-        <w:t>11111</w:t>
-      </w:r>
-    </w:p>
-    <w:p>
-      <w:pPr>
-        <w:rPr>
-          <w:lang w:val="es-AR"/>
-        </w:rPr>
-      </w:pPr>
-      <w:r>
-        <w:rPr>
-          <w:lang w:val="es-AR"/>
-        </w:rPr>
-        <w:t xml:space="preserve">Roles </w:t>
-      </w:r>
-      <w:r>
-        <w:rPr>
-          <w:lang w:val="es-AR"/>
-        </w:rPr>
-        <w:t>11111</w:t>
-      </w:r>
-    </w:p>
-    <w:p>
-      <w:pPr>
-        <w:rPr>
-          <w:lang w:val="es-AR"/>
-        </w:rPr>
-      </w:pPr>
-      <w:r>
-        <w:rPr>
-          <w:lang w:val="es-AR"/>
-        </w:rPr>
-        <w:t xml:space="preserve">Añadir roles </w:t>
-      </w:r>
-      <w:r>
-        <w:rPr>
-          <w:lang w:val="es-AR"/>
-        </w:rPr>
-        <w:t>111111</w:t>
-      </w:r>
-    </w:p>
-    <w:p>
-      <w:pPr>
-        <w:rPr>
-          <w:lang w:val="es-AR"/>
-        </w:rPr>
-      </w:pPr>
-    </w:p>
-    <w:p>
-      <w:pPr>
-        <w:rPr>
-          <w:lang w:val="es-AR"/>
-        </w:rPr>
-      </w:pPr>
-      <w:r>
-        <w:rPr>
-          <w:lang w:val="es-AR"/>
-        </w:rPr>
-        <w:t>doctor</w:t>
-      </w:r>
-    </w:p>
-    <w:p>
-      <w:pPr>
-        <w:rPr>
-          <w:lang w:val="es-AR"/>
-        </w:rPr>
-      </w:pPr>
-      <w:r>
-        <w:rPr>
-          <w:lang w:val="es-AR"/>
-        </w:rPr>
-        <w:t>Mis paciente</w:t>
-      </w:r>
-      <w:r>
-        <w:rPr>
-          <w:lang w:val="es-AR"/>
-        </w:rPr>
-        <w:t>1111111111</w:t>
-      </w:r>
-      <w:r>
-        <w:rPr>
-          <w:lang w:val="es-AR"/>
-        </w:rPr>
-        <w:t xml:space="preserve"> mis pacientes que están confirmando </w:t>
-      </w:r>
-    </w:p>
-    <w:p>
-      <w:pPr>
-        <w:rPr>
-          <w:lang w:val="es-AR"/>
-        </w:rPr>
-      </w:pPr>
-      <w:r>
-        <w:rPr>
-          <w:lang w:val="es-AR"/>
-        </w:rPr>
-        <w:t>A</w:t>
-      </w:r>
-      <w:r>
-        <w:rPr>
-          <w:lang w:val="es-AR"/>
-        </w:rPr>
-        <w:t>jendas</w:t>
-      </w:r>
-      <w:r>
-        <w:rPr>
-          <w:lang w:val="es-AR"/>
-        </w:rPr>
-        <w:t>111</w:t>
-      </w:r>
-      <w:r>
-        <w:rPr>
-          <w:lang w:val="es-AR"/>
-        </w:rPr>
-        <w:t xml:space="preserve"> recordatorio de cuando voy a dar turnos </w:t>
-      </w:r>
-    </w:p>
-    <w:p>
-      <w:pPr>
-        <w:rPr>
-          <w:lang w:val="es-AR"/>
-        </w:rPr>
-      </w:pPr>
-      <w:r>
-        <w:rPr>
-          <w:lang w:val="es-AR"/>
-        </w:rPr>
-        <w:t xml:space="preserve">Atención </w:t>
-      </w:r>
-    </w:p>
-    <w:p>
-      <w:pPr>
-        <w:rPr>
-          <w:lang w:val="es-AR"/>
-        </w:rPr>
-      </w:pPr>
-    </w:p>
-    <w:p>
-      <w:pPr>
-        <w:rPr>
-          <w:lang w:val="es-AR"/>
-        </w:rPr>
-      </w:pPr>
-      <w:r>
-        <w:rPr>
-          <w:lang w:val="es-AR"/>
-        </w:rPr>
-        <w:t>paciente</w:t>
-      </w:r>
-    </w:p>
-    <w:p>
-      <w:pPr>
-        <w:rPr>
-          <w:lang w:val="es-AR"/>
-        </w:rPr>
-      </w:pPr>
-      <w:r>
-        <w:rPr>
-          <w:lang w:val="es-AR"/>
-        </w:rPr>
-        <w:t xml:space="preserve">Turnos </w:t>
-      </w:r>
-      <w:r>
-        <w:rPr>
-          <w:lang w:val="es-AR"/>
-        </w:rPr>
-        <w:t>11111</w:t>
-      </w:r>
-    </w:p>
-    <w:p>
-      <w:pPr>
-        <w:rPr>
-          <w:lang w:val="es-AR"/>
-        </w:rPr>
-      </w:pPr>
-      <w:r>
-        <w:rPr>
-          <w:lang w:val="es-AR"/>
-        </w:rPr>
-        <w:t>Turnos disponibles</w:t>
-      </w:r>
-      <w:r>
-        <w:rPr>
-          <w:lang w:val="es-AR"/>
-        </w:rPr>
-        <w:t>11111</w:t>
-      </w:r>
-    </w:p>
-    <w:p>
-      <w:pPr>
-        <w:rPr>
-          <w:lang w:val="es-AR"/>
-        </w:rPr>
-      </w:pPr>
-      <w:r>
-        <w:rPr>
-          <w:lang w:val="es-AR"/>
-        </w:rPr>
-        <w:t>ATENCIONES</w:t>
-      </w:r>
-    </w:p>
-    <w:p>
-      <w:pPr>
-        <w:rPr>
-          <w:lang w:val="es-AR"/>
-        </w:rPr>
-      </w:pPr>
     </w:p>
     <w:p>
       <w:pPr>
@@ -292,6 +345,53 @@
           <w:lang w:val="es-AR"/>
         </w:rPr>
         <w:t xml:space="preserve"> </w:t>
+      </w:r>
+      <w:r>
+        <w:rPr>
+          <w:lang w:val="es-AR"/>
+        </w:rPr>
+        <w:t xml:space="preserve">Fecha </w:t>
+      </w:r>
+    </w:p>
+    <w:p>
+      <w:pPr>
+        <w:rPr>
+          <w:lang w:val="es-AR"/>
+        </w:rPr>
+      </w:pPr>
+      <w:proofErr w:type="spellStart"/>
+      <w:r>
+        <w:rPr>
+          <w:lang w:val="es-AR"/>
+        </w:rPr>
+        <w:t>Obsevaciones</w:t>
+      </w:r>
+      <w:proofErr w:type="spellEnd"/>
+    </w:p>
+    <w:p>
+      <w:pPr>
+        <w:rPr>
+          <w:lang w:val="es-AR"/>
+        </w:rPr>
+      </w:pPr>
+      <w:r>
+        <w:rPr>
+          <w:lang w:val="es-AR"/>
+        </w:rPr>
+        <w:t>Diagnostico</w:t>
+      </w:r>
+    </w:p>
+    <w:p>
+      <w:pPr>
+        <w:rPr>
+          <w:lang w:val="es-AR"/>
+        </w:rPr>
+      </w:pPr>
+      <w:r>
+        <w:rPr>
+          <w:lang w:val="es-AR"/>
+        </w:rPr>
+        <w:t xml:space="preserve">Indicaciones </w:t>
       </w:r>
     </w:p>
     <w:sectPr>
